--- a/data/revised_2026-10_full/tracked/v2/Biology/SS3.3_Animal_Gaseous_Exchange_and_Respiration/Biology_Animal_Gaseous_Exchange_and_Respiration_FinalExplanation_TeacherKey_TRACKED.docx
+++ b/data/revised_2026-10_full/tracked/v2/Biology/SS3.3_Animal_Gaseous_Exchange_and_Respiration/Biology_Animal_Gaseous_Exchange_and_Respiration_FinalExplanation_TeacherKey_TRACKED.docx
@@ -232,7 +232,7 @@
               </w:rPr>
               <w:t xml:space="preserve">This is your Final Explanation for the unit. Think back to the very first lesson, when you measured your own breathing rate and pulse rate at rest and again after 2 minutes of step-ups. Your driving question is: Why does my body work so much harder to get oxygen into my cells during exercise, and what happens inside those cells when there is not enough? Write your answers in the space under each prompt. Use your own Lesson 1 data, your </w:t>
             </w:r>
-            <w:ins w:id="9001" w:author="Claude (AI) - proposed" w:date="2026-10-15T02:50:09Z">
+            <w:ins w:id="9001" w:author="Claude (AI) - proposed" w:date="2026-10-18T00:26:24Z">
               <w:r>
                 <w:rPr>
                   <w:rFonts w:ascii="Arial" w:cs="Arial" w:eastAsia="Arial" w:hAnsi="Arial"/>
@@ -260,7 +260,7 @@
               </w:rPr>
               <w:t xml:space="preserve">final cumulative model and your Driving Question Board</w:t>
             </w:r>
-            <w:ins w:id="9002" w:author="Claude (AI) - proposed" w:date="2026-10-15T02:50:09Z">
+            <w:ins w:id="9002" w:author="Claude (AI) - proposed" w:date="2026-10-18T00:26:24Z">
               <w:r>
                 <w:rPr>
                   <w:rFonts w:ascii="Arial" w:cs="Arial" w:eastAsia="Arial" w:hAnsi="Arial"/>
@@ -515,7 +515,7 @@
               </w:rPr>
               <w:t xml:space="preserve">Explain how oxygen gets from the air outside your body into your blood during exercise. In your answer: (a) explain how the diaphragm and the intercostal muscles make air move into and out of the lungs, and how this links to your doubled breathing rate; (b) name the </w:t>
             </w:r>
-            <w:del w:id="9003" w:author="Claude (AI) - proposed" w:date="2026-10-15T02:50:09Z">
+            <w:del w:id="9003" w:author="Claude (AI) - proposed" w:date="2026-10-18T00:26:24Z">
               <w:r>
                 <w:rPr>
                   <w:rFonts w:ascii="Arial" w:cs="Arial" w:eastAsia="Arial" w:hAnsi="Arial"/>
@@ -543,7 +543,7 @@
               </w:rPr>
               <w:t xml:space="preserve">features that make the alveoli an efficient gas exchange surface, and explain what each one does for diffusion; (c) explain </w:t>
             </w:r>
-            <w:del w:id="9004" w:author="Claude (AI) - proposed" w:date="2026-10-15T02:50:09Z">
+            <w:del w:id="9004" w:author="Claude (AI) - proposed" w:date="2026-10-18T00:26:24Z">
               <w:r>
                 <w:rPr>
                   <w:rFonts w:ascii="Arial" w:cs="Arial" w:eastAsia="Arial" w:hAnsi="Arial"/>
@@ -558,7 +558,7 @@
                 <w:delText xml:space="preserve">why</w:delText>
               </w:r>
             </w:del>
-            <w:ins w:id="9005" w:author="Claude (AI) - proposed" w:date="2026-10-15T02:50:09Z">
+            <w:ins w:id="9005" w:author="Claude (AI) - proposed" w:date="2026-10-18T00:26:24Z">
               <w:r>
                 <w:rPr>
                   <w:rFonts w:ascii="Arial" w:cs="Arial" w:eastAsia="Arial" w:hAnsi="Arial"/>
@@ -586,7 +586,7 @@
               </w:rPr>
               <w:t xml:space="preserve"> tilapia gills in Lake Victoria </w:t>
             </w:r>
-            <w:del w:id="9006" w:author="Claude (AI) - proposed" w:date="2026-10-15T02:50:09Z">
+            <w:del w:id="9006" w:author="Claude (AI) - proposed" w:date="2026-10-18T00:26:24Z">
               <w:r>
                 <w:rPr>
                   <w:rFonts w:ascii="Arial" w:cs="Arial" w:eastAsia="Arial" w:hAnsi="Arial"/>
@@ -601,7 +601,7 @@
                 <w:delText xml:space="preserve">need the same four features</w:delText>
               </w:r>
             </w:del>
-            <w:ins w:id="9007" w:author="Claude (AI) - proposed" w:date="2026-10-15T02:50:09Z">
+            <w:ins w:id="9007" w:author="Claude (AI) - proposed" w:date="2026-10-18T00:26:24Z">
               <w:r>
                 <w:rPr>
                   <w:rFonts w:ascii="Arial" w:cs="Arial" w:eastAsia="Arial" w:hAnsi="Arial"/>
@@ -662,7 +662,7 @@
               </w:rPr>
               <w:t xml:space="preserve">(a) Breathing is a pressure-driven process. During inhalation the diaphragm contracts and flattens and the external intercostal muscles raise the rib cage. This increases the volume of the thorax, so the pressure inside falls below atmospheric pressure and air flows in. During </w:t>
             </w:r>
-            <w:ins w:id="9008" w:author="Claude (AI) - proposed" w:date="2026-10-15T02:50:09Z">
+            <w:ins w:id="9008" w:author="Claude (AI) - proposed" w:date="2026-10-18T00:26:24Z">
               <w:r>
                 <w:rPr>
                   <w:rFonts w:ascii="Arial" w:cs="Arial" w:eastAsia="Arial" w:hAnsi="Arial"/>
@@ -690,7 +690,7 @@
               </w:rPr>
               <w:t xml:space="preserve">exhalation the muscles relax, thoracic volume decreases, pressure rises and air is pushed out</w:t>
             </w:r>
-            <w:ins w:id="9009" w:author="Claude (AI) - proposed" w:date="2026-10-15T02:50:09Z">
+            <w:ins w:id="9009" w:author="Claude (AI) - proposed" w:date="2026-10-18T00:26:24Z">
               <w:r>
                 <w:rPr>
                   <w:rFonts w:ascii="Arial" w:cs="Arial" w:eastAsia="Arial" w:hAnsi="Arial"/>
@@ -848,7 +848,7 @@
               </w:rPr>
               <w:t xml:space="preserve">An oxygen molecule diffuses from the alveolus across the thin alveolar wall and capillary wall into the blood, because oxygen is at a higher concentration in the alveolus than in the blood. It binds to haemoglobin in a red blood cell. The blood travels in the pulmonary vein to the left side of the heart, which pumps it into the aorta and on to the muscle capillaries. There the oxygen leaves the haemoglobin and diffuses into the muscle cell, moving from high to low concentration. The heart rate rose because the </w:t>
             </w:r>
-            <w:del w:id="9010" w:author="Claude (AI) - proposed" w:date="2026-10-15T02:50:09Z">
+            <w:del w:id="9010" w:author="Claude (AI) - proposed" w:date="2026-10-18T00:26:24Z">
               <w:r>
                 <w:rPr>
                   <w:rFonts w:ascii="Arial" w:cs="Arial" w:eastAsia="Arial" w:hAnsi="Arial"/>
@@ -863,7 +863,7 @@
                 <w:delText xml:space="preserve">heart is the pump that delivers oxygen to the cells</w:delText>
               </w:r>
             </w:del>
-            <w:ins w:id="9011" w:author="Claude (AI) - proposed" w:date="2026-10-15T02:50:09Z">
+            <w:ins w:id="9011" w:author="Claude (AI) - proposed" w:date="2026-10-18T00:26:24Z">
               <w:r>
                 <w:rPr>
                   <w:rFonts w:ascii="Arial" w:cs="Arial" w:eastAsia="Arial" w:hAnsi="Arial"/>
@@ -891,7 +891,7 @@
               </w:rPr>
               <w:t xml:space="preserve">. Beating faster increases the </w:t>
             </w:r>
-            <w:del w:id="9012" w:author="Claude (AI) - proposed" w:date="2026-10-15T02:50:09Z">
+            <w:del w:id="9012" w:author="Claude (AI) - proposed" w:date="2026-10-18T00:26:24Z">
               <w:r>
                 <w:rPr>
                   <w:rFonts w:ascii="Arial" w:cs="Arial" w:eastAsia="Arial" w:hAnsi="Arial"/>
@@ -906,7 +906,7 @@
                 <w:delText xml:space="preserve">speed of oxygen delivery</w:delText>
               </w:r>
             </w:del>
-            <w:ins w:id="9013" w:author="Claude (AI) - proposed" w:date="2026-10-15T02:50:09Z">
+            <w:ins w:id="9013" w:author="Claude (AI) - proposed" w:date="2026-10-18T00:26:24Z">
               <w:r>
                 <w:rPr>
                   <w:rFonts w:ascii="Arial" w:cs="Arial" w:eastAsia="Arial" w:hAnsi="Arial"/>
@@ -934,7 +934,7 @@
               </w:rPr>
               <w:t xml:space="preserve"> to the muscles</w:t>
             </w:r>
-            <w:ins w:id="9014" w:author="Claude (AI) - proposed" w:date="2026-10-15T02:50:09Z">
+            <w:ins w:id="9014" w:author="Claude (AI) - proposed" w:date="2026-10-18T00:26:24Z">
               <w:r>
                 <w:rPr>
                   <w:rFonts w:ascii="Arial" w:cs="Arial" w:eastAsia="Arial" w:hAnsi="Arial"/>
@@ -1059,7 +1059,7 @@
               </w:rPr>
               <w:t xml:space="preserve">(a) Write the word equation and the balanced chemical equation for aerobic respiration, say where in the cell it happens, and explain how it accounts for the doubling of your breathing rate during step-ups</w:t>
             </w:r>
-            <w:ins w:id="9015" w:author="Claude (AI) - proposed" w:date="2026-10-15T02:50:09Z">
+            <w:ins w:id="9015" w:author="Claude (AI) - proposed" w:date="2026-10-18T00:26:24Z">
               <w:r>
                 <w:rPr>
                   <w:rFonts w:ascii="Arial" w:cs="Arial" w:eastAsia="Arial" w:hAnsi="Arial"/>
@@ -1087,7 +1087,7 @@
               </w:rPr>
               <w:t xml:space="preserve">. (b) Explain why your leg muscles burned even though you were breathing hard. Use the terms anaerobic respiration, lactic acid and oxygen debt</w:t>
             </w:r>
-            <w:ins w:id="9016" w:author="Claude (AI) - proposed" w:date="2026-10-15T02:50:09Z">
+            <w:ins w:id="9016" w:author="Claude (AI) - proposed" w:date="2026-10-18T00:26:24Z">
               <w:r>
                 <w:rPr>
                   <w:rFonts w:ascii="Arial" w:cs="Arial" w:eastAsia="Arial" w:hAnsi="Arial"/>
@@ -1115,7 +1115,7 @@
               </w:rPr>
               <w:t xml:space="preserve">. (c) Explain why you still breathe heavily for a while after you stop exercising.</w:t>
             </w:r>
-            <w:ins w:id="9017" w:author="Claude (AI) - proposed" w:date="2026-10-15T02:50:09Z">
+            <w:ins w:id="9017" w:author="Claude (AI) - proposed" w:date="2026-10-18T00:26:24Z">
               <w:r>
                 <w:rPr>
                   <w:rFonts w:ascii="Arial" w:cs="Arial" w:eastAsia="Arial" w:hAnsi="Arial"/>
@@ -1163,7 +1163,7 @@
               </w:rPr>
               <w:t xml:space="preserve">(a) Word equation: glucose + oxygen → carbon dioxide + water + ATP. Balanced equation: C₆H₁₂O₆ + 6O₂ → 6CO₂ + 6H₂O + ATP. </w:t>
             </w:r>
-            <w:del w:id="9018" w:author="Claude (AI) - proposed" w:date="2026-10-15T02:50:09Z">
+            <w:del w:id="9018" w:author="Claude (AI) - proposed" w:date="2026-10-18T00:26:24Z">
               <w:r>
                 <w:rPr>
                   <w:rFonts w:ascii="Arial" w:cs="Arial" w:eastAsia="Arial" w:hAnsi="Arial"/>
@@ -1178,7 +1178,7 @@
                 <w:delText xml:space="preserve">It happens</w:delText>
               </w:r>
             </w:del>
-            <w:ins w:id="9019" w:author="Claude (AI) - proposed" w:date="2026-10-15T02:50:09Z">
+            <w:ins w:id="9019" w:author="Claude (AI) - proposed" w:date="2026-10-18T00:26:24Z">
               <w:r>
                 <w:rPr>
                   <w:rFonts w:ascii="Arial" w:cs="Arial" w:eastAsia="Arial" w:hAnsi="Arial"/>
@@ -1206,7 +1206,7 @@
               </w:rPr>
               <w:t xml:space="preserve"> in the mitochondria. Contracting muscles need much more ATP during step-ups, so aerobic respiration speeds up. It uses more glucose (from food such as ugali) and more oxygen and produces more carbon dioxide. The </w:t>
             </w:r>
-            <w:del w:id="9020" w:author="Claude (AI) - proposed" w:date="2026-10-15T02:50:09Z">
+            <w:del w:id="9020" w:author="Claude (AI) - proposed" w:date="2026-10-18T00:26:24Z">
               <w:r>
                 <w:rPr>
                   <w:rFonts w:ascii="Arial" w:cs="Arial" w:eastAsia="Arial" w:hAnsi="Arial"/>
@@ -1221,7 +1221,7 @@
                 <w:delText xml:space="preserve">body therefore has to breathe</w:delText>
               </w:r>
             </w:del>
-            <w:ins w:id="9021" w:author="Claude (AI) - proposed" w:date="2026-10-15T02:50:09Z">
+            <w:ins w:id="9021" w:author="Claude (AI) - proposed" w:date="2026-10-18T00:26:24Z">
               <w:r>
                 <w:rPr>
                   <w:rFonts w:ascii="Arial" w:cs="Arial" w:eastAsia="Arial" w:hAnsi="Arial"/>
@@ -1249,7 +1249,7 @@
               </w:rPr>
               <w:t xml:space="preserve"> faster to supply oxygen and remove carbon dioxide. (b) When oxygen delivery to the muscle cells cannot keep up with demand, aerobic respiration alone cannot supply enough ATP. The cells switch to anaerobic respiration, which releases energy without oxygen but gives far less ATP. In animal muscle this produces lactic acid</w:t>
             </w:r>
-            <w:ins w:id="9022" w:author="Claude (AI) - proposed" w:date="2026-10-15T02:50:09Z">
+            <w:ins w:id="9022" w:author="Claude (AI) - proposed" w:date="2026-10-18T00:26:24Z">
               <w:r>
                 <w:rPr>
                   <w:rFonts w:ascii="Arial" w:cs="Arial" w:eastAsia="Arial" w:hAnsi="Arial"/>
@@ -1277,7 +1277,7 @@
               </w:rPr>
               <w:t xml:space="preserve">. The acid builds up in the muscle and causes the burning sensation, even though the lungs are working hard. (c) During intense exercise an oxygen debt builds up. Heavy breathing continues afterwards to supply the extra oxygen needed to break down the accumulated lactic acid into carbon dioxide and water.</w:t>
             </w:r>
-            <w:ins w:id="9023" w:author="Claude (AI) - proposed" w:date="2026-10-15T02:50:09Z">
+            <w:ins w:id="9023" w:author="Claude (AI) - proposed" w:date="2026-10-18T00:26:24Z">
               <w:r>
                 <w:rPr>
                   <w:rFonts w:ascii="Arial" w:cs="Arial" w:eastAsia="Arial" w:hAnsi="Arial"/>
@@ -1422,7 +1422,7 @@
               </w:rPr>
               <w:t xml:space="preserve">As Akinyi swims hard, her breathing rate and pulse rate will both rise. Her muscle cells need much more ATP, so aerobic respiration in their mitochondria speeds up and uses more oxygen and glucose and makes more carbon dioxide. Her diaphragm and intercostal muscles work faster to bring in more air, oxygen diffuses across her alveoli into the blood and is carried by haemoglobin, and her heart beats faster to deliver it to her muscles and carry carbon dioxide away. If she swims very fast, oxygen delivery cannot meet demand, so her muscle cells use anaerobic respiration and make lactic acid, which causes aching and burning in her muscles. When she gets out of the water she keeps breathing heavily to repay the oxygen debt by breaking down the lactic acid into carbon dioxide and water. Her temperature rises because cellular respiration </w:t>
             </w:r>
-            <w:ins w:id="9024" w:author="Claude (AI) - proposed" w:date="2026-10-15T02:50:09Z">
+            <w:ins w:id="9024" w:author="Claude (AI) - proposed" w:date="2026-10-18T00:26:24Z">
               <w:r>
                 <w:rPr>
                   <w:rFonts w:ascii="Arial" w:cs="Arial" w:eastAsia="Arial" w:hAnsi="Arial"/>
@@ -1450,7 +1450,7 @@
               </w:rPr>
               <w:t xml:space="preserve">releases heat as a by-product</w:t>
             </w:r>
-            <w:del w:id="9025" w:author="Claude (AI) - proposed" w:date="2026-10-15T02:50:09Z">
+            <w:del w:id="9025" w:author="Claude (AI) - proposed" w:date="2026-10-18T00:26:24Z">
               <w:r>
                 <w:rPr>
                   <w:rFonts w:ascii="Arial" w:cs="Arial" w:eastAsia="Arial" w:hAnsi="Arial"/>
@@ -1731,7 +1731,7 @@
               <w:spacing w:after="40" w:before="0"/>
               <w:jc w:val="left"/>
             </w:pPr>
-            <w:del w:id="9026" w:author="Claude (AI) - proposed" w:date="2026-10-15T02:50:09Z">
+            <w:del w:id="9026" w:author="Claude (AI) - proposed" w:date="2026-10-18T00:26:24Z">
               <w:r>
                 <w:rPr>
                   <w:rFonts w:ascii="Arial" w:cs="Arial" w:eastAsia="Arial" w:hAnsi="Arial"/>
@@ -1746,7 +1746,7 @@
                 <w:delText xml:space="preserve">Accurately</w:delText>
               </w:r>
             </w:del>
-            <w:ins w:id="9027" w:author="Claude (AI) - proposed" w:date="2026-10-15T02:50:09Z">
+            <w:ins w:id="9027" w:author="Claude (AI) - proposed" w:date="2026-10-18T00:26:24Z">
               <w:r>
                 <w:rPr>
                   <w:rFonts w:ascii="Arial" w:cs="Arial" w:eastAsia="Arial" w:hAnsi="Arial"/>
@@ -1794,7 +1794,7 @@
               <w:spacing w:after="40" w:before="0"/>
               <w:jc w:val="left"/>
             </w:pPr>
-            <w:del w:id="9028" w:author="Claude (AI) - proposed" w:date="2026-10-15T02:50:09Z">
+            <w:del w:id="9028" w:author="Claude (AI) - proposed" w:date="2026-10-18T00:26:24Z">
               <w:r>
                 <w:rPr>
                   <w:rFonts w:ascii="Arial" w:cs="Arial" w:eastAsia="Arial" w:hAnsi="Arial"/>
@@ -1809,7 +1809,7 @@
                 <w:delText xml:space="preserve">Mentions</w:delText>
               </w:r>
             </w:del>
-            <w:ins w:id="9029" w:author="Claude (AI) - proposed" w:date="2026-10-15T02:50:09Z">
+            <w:ins w:id="9029" w:author="Claude (AI) - proposed" w:date="2026-10-18T00:26:24Z">
               <w:r>
                 <w:rPr>
                   <w:rFonts w:ascii="Arial" w:cs="Arial" w:eastAsia="Arial" w:hAnsi="Arial"/>
@@ -1857,7 +1857,7 @@
               <w:spacing w:after="40" w:before="0"/>
               <w:jc w:val="left"/>
             </w:pPr>
-            <w:del w:id="9030" w:author="Claude (AI) - proposed" w:date="2026-10-15T02:50:09Z">
+            <w:del w:id="9030" w:author="Claude (AI) - proposed" w:date="2026-10-18T00:26:24Z">
               <w:r>
                 <w:rPr>
                   <w:rFonts w:ascii="Arial" w:cs="Arial" w:eastAsia="Arial" w:hAnsi="Arial"/>
@@ -1872,7 +1872,7 @@
                 <w:delText xml:space="preserve">Gives</w:delText>
               </w:r>
             </w:del>
-            <w:ins w:id="9031" w:author="Claude (AI) - proposed" w:date="2026-10-15T02:50:09Z">
+            <w:ins w:id="9031" w:author="Claude (AI) - proposed" w:date="2026-10-18T00:26:24Z">
               <w:r>
                 <w:rPr>
                   <w:rFonts w:ascii="Arial" w:cs="Arial" w:eastAsia="Arial" w:hAnsi="Arial"/>
@@ -1955,7 +1955,7 @@
               <w:spacing w:after="40" w:before="0"/>
               <w:jc w:val="left"/>
             </w:pPr>
-            <w:del w:id="9032" w:author="Claude (AI) - proposed" w:date="2026-10-15T02:50:09Z">
+            <w:del w:id="9032" w:author="Claude (AI) - proposed" w:date="2026-10-18T00:26:24Z">
               <w:r>
                 <w:rPr>
                   <w:rFonts w:ascii="Arial" w:cs="Arial" w:eastAsia="Arial" w:hAnsi="Arial"/>
@@ -1970,7 +1970,7 @@
                 <w:delText xml:space="preserve">Explains</w:delText>
               </w:r>
             </w:del>
-            <w:ins w:id="9033" w:author="Claude (AI) - proposed" w:date="2026-10-15T02:50:09Z">
+            <w:ins w:id="9033" w:author="Claude (AI) - proposed" w:date="2026-10-18T00:26:24Z">
               <w:r>
                 <w:rPr>
                   <w:rFonts w:ascii="Arial" w:cs="Arial" w:eastAsia="Arial" w:hAnsi="Arial"/>
@@ -1998,7 +1998,7 @@
               </w:rPr>
               <w:t xml:space="preserve"> breathing mechanics with pressure changes, the </w:t>
             </w:r>
-            <w:del w:id="9034" w:author="Claude (AI) - proposed" w:date="2026-10-15T02:50:09Z">
+            <w:del w:id="9034" w:author="Claude (AI) - proposed" w:date="2026-10-18T00:26:24Z">
               <w:r>
                 <w:rPr>
                   <w:rFonts w:ascii="Arial" w:cs="Arial" w:eastAsia="Arial" w:hAnsi="Arial"/>
@@ -2013,7 +2013,7 @@
                 <w:delText xml:space="preserve">four alveolar features</w:delText>
               </w:r>
             </w:del>
-            <w:ins w:id="9035" w:author="Claude (AI) - proposed" w:date="2026-10-15T02:50:09Z">
+            <w:ins w:id="9035" w:author="Claude (AI) - proposed" w:date="2026-10-18T00:26:24Z">
               <w:r>
                 <w:rPr>
                   <w:rFonts w:ascii="Arial" w:cs="Arial" w:eastAsia="Arial" w:hAnsi="Arial"/>
@@ -2041,7 +2041,7 @@
               </w:rPr>
               <w:t xml:space="preserve"> and the full oxygen pathway including haemoglobin and the heart, with correct diffusion reasoning</w:t>
             </w:r>
-            <w:ins w:id="9036" w:author="Claude (AI) - proposed" w:date="2026-10-15T02:50:09Z">
+            <w:ins w:id="9036" w:author="Claude (AI) - proposed" w:date="2026-10-18T00:26:24Z">
               <w:r>
                 <w:rPr>
                   <w:rFonts w:ascii="Arial" w:cs="Arial" w:eastAsia="Arial" w:hAnsi="Arial"/>
@@ -2089,7 +2089,7 @@
               <w:spacing w:after="40" w:before="0"/>
               <w:jc w:val="left"/>
             </w:pPr>
-            <w:del w:id="9037" w:author="Claude (AI) - proposed" w:date="2026-10-15T02:50:09Z">
+            <w:del w:id="9037" w:author="Claude (AI) - proposed" w:date="2026-10-18T00:26:24Z">
               <w:r>
                 <w:rPr>
                   <w:rFonts w:ascii="Arial" w:cs="Arial" w:eastAsia="Arial" w:hAnsi="Arial"/>
@@ -2104,7 +2104,7 @@
                 <w:delText xml:space="preserve">Describes</w:delText>
               </w:r>
             </w:del>
-            <w:ins w:id="9038" w:author="Claude (AI) - proposed" w:date="2026-10-15T02:50:09Z">
+            <w:ins w:id="9038" w:author="Claude (AI) - proposed" w:date="2026-10-18T00:26:24Z">
               <w:r>
                 <w:rPr>
                   <w:rFonts w:ascii="Arial" w:cs="Arial" w:eastAsia="Arial" w:hAnsi="Arial"/>
@@ -2152,7 +2152,7 @@
               <w:spacing w:after="40" w:before="0"/>
               <w:jc w:val="left"/>
             </w:pPr>
-            <w:del w:id="9039" w:author="Claude (AI) - proposed" w:date="2026-10-15T02:50:09Z">
+            <w:del w:id="9039" w:author="Claude (AI) - proposed" w:date="2026-10-18T00:26:24Z">
               <w:r>
                 <w:rPr>
                   <w:rFonts w:ascii="Arial" w:cs="Arial" w:eastAsia="Arial" w:hAnsi="Arial"/>
@@ -2167,7 +2167,7 @@
                 <w:delText xml:space="preserve">Lists</w:delText>
               </w:r>
             </w:del>
-            <w:ins w:id="9040" w:author="Claude (AI) - proposed" w:date="2026-10-15T02:50:09Z">
+            <w:ins w:id="9040" w:author="Claude (AI) - proposed" w:date="2026-10-18T00:26:24Z">
               <w:r>
                 <w:rPr>
                   <w:rFonts w:ascii="Arial" w:cs="Arial" w:eastAsia="Arial" w:hAnsi="Arial"/>
@@ -2230,7 +2230,7 @@
               </w:rPr>
               <w:t xml:space="preserve">Explaining cellular respiration</w:t>
             </w:r>
-            <w:del w:id="9041" w:author="Claude (AI) - proposed" w:date="2026-10-15T02:50:09Z">
+            <w:del w:id="9041" w:author="Claude (AI) - proposed" w:date="2026-10-18T00:26:24Z">
               <w:r>
                 <w:rPr>
                   <w:rFonts w:ascii="Arial" w:cs="Arial" w:eastAsia="Arial" w:hAnsi="Arial"/>
@@ -2245,7 +2245,7 @@
                 <w:delText xml:space="preserve"> and lactic acid</w:delText>
               </w:r>
             </w:del>
-            <w:ins w:id="9042" w:author="Claude (AI) - proposed" w:date="2026-10-15T02:50:09Z">
+            <w:ins w:id="9042" w:author="Claude (AI) - proposed" w:date="2026-10-18T00:26:24Z">
               <w:r>
                 <w:rPr>
                   <w:rFonts w:ascii="Arial" w:cs="Arial" w:eastAsia="Arial" w:hAnsi="Arial"/>
@@ -2280,7 +2280,7 @@
               <w:spacing w:after="40" w:before="0"/>
               <w:jc w:val="left"/>
             </w:pPr>
-            <w:del w:id="9043" w:author="Claude (AI) - proposed" w:date="2026-10-15T02:50:09Z">
+            <w:del w:id="9043" w:author="Claude (AI) - proposed" w:date="2026-10-18T00:26:24Z">
               <w:r>
                 <w:rPr>
                   <w:rFonts w:ascii="Arial" w:cs="Arial" w:eastAsia="Arial" w:hAnsi="Arial"/>
@@ -2295,7 +2295,7 @@
                 <w:delText xml:space="preserve">Gives</w:delText>
               </w:r>
             </w:del>
-            <w:ins w:id="9044" w:author="Claude (AI) - proposed" w:date="2026-10-15T02:50:09Z">
+            <w:ins w:id="9044" w:author="Claude (AI) - proposed" w:date="2026-10-18T00:26:24Z">
               <w:r>
                 <w:rPr>
                   <w:rFonts w:ascii="Arial" w:cs="Arial" w:eastAsia="Arial" w:hAnsi="Arial"/>
@@ -2323,7 +2323,7 @@
               </w:rPr>
               <w:t xml:space="preserve"> both equations correctly, places respiration in the </w:t>
             </w:r>
-            <w:del w:id="9045" w:author="Claude (AI) - proposed" w:date="2026-10-15T02:50:09Z">
+            <w:del w:id="9045" w:author="Claude (AI) - proposed" w:date="2026-10-18T00:26:24Z">
               <w:r>
                 <w:rPr>
                   <w:rFonts w:ascii="Arial" w:cs="Arial" w:eastAsia="Arial" w:hAnsi="Arial"/>
@@ -2338,7 +2338,7 @@
                 <w:delText xml:space="preserve">mitochondria</w:delText>
               </w:r>
             </w:del>
-            <w:ins w:id="9046" w:author="Claude (AI) - proposed" w:date="2026-10-15T02:50:09Z">
+            <w:ins w:id="9046" w:author="Claude (AI) - proposed" w:date="2026-10-18T00:26:24Z">
               <w:r>
                 <w:rPr>
                   <w:rFonts w:ascii="Arial" w:cs="Arial" w:eastAsia="Arial" w:hAnsi="Arial"/>
@@ -2386,7 +2386,7 @@
               <w:spacing w:after="40" w:before="0"/>
               <w:jc w:val="left"/>
             </w:pPr>
-            <w:del w:id="9047" w:author="Claude (AI) - proposed" w:date="2026-10-15T02:50:09Z">
+            <w:del w:id="9047" w:author="Claude (AI) - proposed" w:date="2026-10-18T00:26:24Z">
               <w:r>
                 <w:rPr>
                   <w:rFonts w:ascii="Arial" w:cs="Arial" w:eastAsia="Arial" w:hAnsi="Arial"/>
@@ -2401,7 +2401,7 @@
                 <w:delText xml:space="preserve">Gives</w:delText>
               </w:r>
             </w:del>
-            <w:ins w:id="9048" w:author="Claude (AI) - proposed" w:date="2026-10-15T02:50:09Z">
+            <w:ins w:id="9048" w:author="Claude (AI) - proposed" w:date="2026-10-18T00:26:24Z">
               <w:r>
                 <w:rPr>
                   <w:rFonts w:ascii="Arial" w:cs="Arial" w:eastAsia="Arial" w:hAnsi="Arial"/>
@@ -2429,7 +2429,7 @@
               </w:rPr>
               <w:t xml:space="preserve"> the equations and a mostly correct explanation of lactic acid with minor gaps</w:t>
             </w:r>
-            <w:ins w:id="9049" w:author="Claude (AI) - proposed" w:date="2026-10-15T02:50:09Z">
+            <w:ins w:id="9049" w:author="Claude (AI) - proposed" w:date="2026-10-18T00:26:24Z">
               <w:r>
                 <w:rPr>
                   <w:rFonts w:ascii="Arial" w:cs="Arial" w:eastAsia="Arial" w:hAnsi="Arial"/>
@@ -2477,7 +2477,7 @@
               <w:spacing w:after="40" w:before="0"/>
               <w:jc w:val="left"/>
             </w:pPr>
-            <w:del w:id="9050" w:author="Claude (AI) - proposed" w:date="2026-10-15T02:50:09Z">
+            <w:del w:id="9050" w:author="Claude (AI) - proposed" w:date="2026-10-18T00:26:24Z">
               <w:r>
                 <w:rPr>
                   <w:rFonts w:ascii="Arial" w:cs="Arial" w:eastAsia="Arial" w:hAnsi="Arial"/>
@@ -2492,7 +2492,7 @@
                 <w:delText xml:space="preserve">Equations</w:delText>
               </w:r>
             </w:del>
-            <w:ins w:id="9051" w:author="Claude (AI) - proposed" w:date="2026-10-15T02:50:09Z">
+            <w:ins w:id="9051" w:author="Claude (AI) - proposed" w:date="2026-10-18T00:26:24Z">
               <w:r>
                 <w:rPr>
                   <w:rFonts w:ascii="Arial" w:cs="Arial" w:eastAsia="Arial" w:hAnsi="Arial"/>
@@ -2575,7 +2575,7 @@
               <w:spacing w:after="40" w:before="0"/>
               <w:jc w:val="left"/>
             </w:pPr>
-            <w:del w:id="9052" w:author="Claude (AI) - proposed" w:date="2026-10-15T02:50:09Z">
+            <w:del w:id="9052" w:author="Claude (AI) - proposed" w:date="2026-10-18T00:26:24Z">
               <w:r>
                 <w:rPr>
                   <w:rFonts w:ascii="Arial" w:cs="Arial" w:eastAsia="Arial" w:hAnsi="Arial"/>
@@ -2590,7 +2590,7 @@
                 <w:delText xml:space="preserve">Applies</w:delText>
               </w:r>
             </w:del>
-            <w:ins w:id="9053" w:author="Claude (AI) - proposed" w:date="2026-10-15T02:50:09Z">
+            <w:ins w:id="9053" w:author="Claude (AI) - proposed" w:date="2026-10-18T00:26:24Z">
               <w:r>
                 <w:rPr>
                   <w:rFonts w:ascii="Arial" w:cs="Arial" w:eastAsia="Arial" w:hAnsi="Arial"/>
@@ -2638,7 +2638,7 @@
               <w:spacing w:after="40" w:before="0"/>
               <w:jc w:val="left"/>
             </w:pPr>
-            <w:del w:id="9054" w:author="Claude (AI) - proposed" w:date="2026-10-15T02:50:09Z">
+            <w:del w:id="9054" w:author="Claude (AI) - proposed" w:date="2026-10-18T00:26:24Z">
               <w:r>
                 <w:rPr>
                   <w:rFonts w:ascii="Arial" w:cs="Arial" w:eastAsia="Arial" w:hAnsi="Arial"/>
@@ -2653,7 +2653,7 @@
                 <w:delText xml:space="preserve">Applies</w:delText>
               </w:r>
             </w:del>
-            <w:ins w:id="9055" w:author="Claude (AI) - proposed" w:date="2026-10-15T02:50:09Z">
+            <w:ins w:id="9055" w:author="Claude (AI) - proposed" w:date="2026-10-18T00:26:24Z">
               <w:r>
                 <w:rPr>
                   <w:rFonts w:ascii="Arial" w:cs="Arial" w:eastAsia="Arial" w:hAnsi="Arial"/>
@@ -2701,7 +2701,7 @@
               <w:spacing w:after="40" w:before="0"/>
               <w:jc w:val="left"/>
             </w:pPr>
-            <w:del w:id="9056" w:author="Claude (AI) - proposed" w:date="2026-10-15T02:50:09Z">
+            <w:del w:id="9056" w:author="Claude (AI) - proposed" w:date="2026-10-18T00:26:24Z">
               <w:r>
                 <w:rPr>
                   <w:rFonts w:ascii="Arial" w:cs="Arial" w:eastAsia="Arial" w:hAnsi="Arial"/>
@@ -2716,7 +2716,7 @@
                 <w:delText xml:space="preserve">Repeats</w:delText>
               </w:r>
             </w:del>
-            <w:ins w:id="9057" w:author="Claude (AI) - proposed" w:date="2026-10-15T02:50:09Z">
+            <w:ins w:id="9057" w:author="Claude (AI) - proposed" w:date="2026-10-18T00:26:24Z">
               <w:r>
                 <w:rPr>
                   <w:rFonts w:ascii="Arial" w:cs="Arial" w:eastAsia="Arial" w:hAnsi="Arial"/>
@@ -2799,7 +2799,7 @@
               <w:spacing w:after="40" w:before="0"/>
               <w:jc w:val="left"/>
             </w:pPr>
-            <w:del w:id="9058" w:author="Claude (AI) - proposed" w:date="2026-10-15T02:50:09Z">
+            <w:del w:id="9058" w:author="Claude (AI) - proposed" w:date="2026-10-18T00:26:24Z">
               <w:r>
                 <w:rPr>
                   <w:rFonts w:ascii="Arial" w:cs="Arial" w:eastAsia="Arial" w:hAnsi="Arial"/>
@@ -2814,7 +2814,7 @@
                 <w:delText xml:space="preserve">Uses</w:delText>
               </w:r>
             </w:del>
-            <w:ins w:id="9059" w:author="Claude (AI) - proposed" w:date="2026-10-15T02:50:09Z">
+            <w:ins w:id="9059" w:author="Claude (AI) - proposed" w:date="2026-10-18T00:26:24Z">
               <w:r>
                 <w:rPr>
                   <w:rFonts w:ascii="Arial" w:cs="Arial" w:eastAsia="Arial" w:hAnsi="Arial"/>
@@ -2862,7 +2862,7 @@
               <w:spacing w:after="40" w:before="0"/>
               <w:jc w:val="left"/>
             </w:pPr>
-            <w:del w:id="9060" w:author="Claude (AI) - proposed" w:date="2026-10-15T02:50:09Z">
+            <w:del w:id="9060" w:author="Claude (AI) - proposed" w:date="2026-10-18T00:26:24Z">
               <w:r>
                 <w:rPr>
                   <w:rFonts w:ascii="Arial" w:cs="Arial" w:eastAsia="Arial" w:hAnsi="Arial"/>
@@ -2877,7 +2877,7 @@
                 <w:delText xml:space="preserve">Uses</w:delText>
               </w:r>
             </w:del>
-            <w:ins w:id="9061" w:author="Claude (AI) - proposed" w:date="2026-10-15T02:50:09Z">
+            <w:ins w:id="9061" w:author="Claude (AI) - proposed" w:date="2026-10-18T00:26:24Z">
               <w:r>
                 <w:rPr>
                   <w:rFonts w:ascii="Arial" w:cs="Arial" w:eastAsia="Arial" w:hAnsi="Arial"/>
@@ -2925,7 +2925,7 @@
               <w:spacing w:after="40" w:before="0"/>
               <w:jc w:val="left"/>
             </w:pPr>
-            <w:del w:id="9062" w:author="Claude (AI) - proposed" w:date="2026-10-15T02:50:09Z">
+            <w:del w:id="9062" w:author="Claude (AI) - proposed" w:date="2026-10-18T00:26:24Z">
               <w:r>
                 <w:rPr>
                   <w:rFonts w:ascii="Arial" w:cs="Arial" w:eastAsia="Arial" w:hAnsi="Arial"/>
@@ -2940,7 +2940,7 @@
                 <w:delText xml:space="preserve">Uses</w:delText>
               </w:r>
             </w:del>
-            <w:ins w:id="9063" w:author="Claude (AI) - proposed" w:date="2026-10-15T02:50:09Z">
+            <w:ins w:id="9063" w:author="Claude (AI) - proposed" w:date="2026-10-18T00:26:24Z">
               <w:r>
                 <w:rPr>
                   <w:rFonts w:ascii="Arial" w:cs="Arial" w:eastAsia="Arial" w:hAnsi="Arial"/>
@@ -3090,7 +3090,7 @@
         </w:rPr>
         <w:t xml:space="preserve">© 2026 SeaVuria and ARES. This work is licensed under a </w:t>
       </w:r>
-      <w:hyperlink w:history="1" r:id="rIdt1gfjbsjlbvht-vfkv1hl">
+      <w:hyperlink w:history="1" r:id="rIdmtwmayipcs3-6ztspcqrp">
         <w:r>
           <w:rPr>
             <w:rFonts w:ascii="Arial" w:cs="Arial" w:eastAsia="Arial" w:hAnsi="Arial"/>
@@ -3110,7 +3110,7 @@
         </w:rPr>
         <w:t xml:space="preserve"> (</w:t>
       </w:r>
-      <w:hyperlink w:history="1" r:id="rIdgs7t2m6no52g10vc25gje">
+      <w:hyperlink w:history="1" r:id="rIdu9lrwspeix6sdbchy4-x_">
         <w:r>
           <w:rPr>
             <w:rFonts w:ascii="Arial" w:cs="Arial" w:eastAsia="Arial" w:hAnsi="Arial"/>
@@ -3130,7 +3130,7 @@
         </w:rPr>
         <w:t xml:space="preserve">). To view a copy of this license, visit </w:t>
       </w:r>
-      <w:hyperlink w:history="1" r:id="rId1jag9ypryg7ffj8cxk_ih">
+      <w:hyperlink w:history="1" r:id="rIdyleeiwjdiwhgwimectdxm">
         <w:r>
           <w:rPr>
             <w:rFonts w:ascii="Arial" w:cs="Arial" w:eastAsia="Arial" w:hAnsi="Arial"/>
